--- a/word_reports/LP_0182_위치_253_Jean_Claude Borelly  Dola.docx
+++ b/word_reports/LP_0182_위치_253_Jean_Claude Borelly  Dola.docx
@@ -4,7 +4,7 @@
   <w:body>
     <w:p>
       <w:pPr>
-        <w:spacing w:after="280"/>
+        <w:spacing w:after="80"/>
       </w:pPr>
       <w:r>
         <w:rPr w:rFonts="맑은 고딕">
@@ -13,94 +13,47 @@
           <w:color w:val="1E3A8A"/>
           <w:sz w:val="30"/>
         </w:rPr>
-        <w:t>[253] Jean - Claude Borelly  Dolannes Melody</w:t>
+        <w:t>Jean (여자 이름) - Claude Borelly  Dolannes Melody</w:t>
       </w:r>
     </w:p>
     <w:p>
       <w:pPr>
-        <w:spacing w:after="320"/>
+        <w:spacing w:after="240"/>
       </w:pPr>
       <w:r>
         <w:rPr w:rFonts="맑은 고딕">
           <w:rFonts w:ascii="맑은 고딕" w:hAnsi="맑은 고딕" w:eastAsia="맑은 고딕"/>
           <w:b/>
-          <w:sz w:val="20"/>
+          <w:color w:val="4B5563"/>
+          <w:sz w:val="22"/>
         </w:rPr>
-        <w:t>■ 위치 : 253</w:t>
-        <w:br/>
-      </w:r>
-      <w:r>
-        <w:rPr w:rFonts="맑은 고딕">
-          <w:rFonts w:ascii="맑은 고딕" w:hAnsi="맑은 고딕" w:eastAsia="맑은 고딕"/>
-          <w:b/>
-          <w:sz w:val="20"/>
-        </w:rPr>
-        <w:t>■ 아티스트 : Jean</w:t>
-        <w:br/>
-      </w:r>
-      <w:r>
-        <w:rPr w:rFonts="맑은 고딕">
-          <w:rFonts w:ascii="맑은 고딕" w:hAnsi="맑은 고딕" w:eastAsia="맑은 고딕"/>
-          <w:b/>
-          <w:sz w:val="20"/>
-        </w:rPr>
-        <w:t>■ 앨범명 : Claude Borelly  Dolannes Melody</w:t>
-        <w:br/>
-      </w:r>
-      <w:r>
-        <w:rPr w:rFonts="맑은 고딕">
-          <w:rFonts w:ascii="맑은 고딕" w:hAnsi="맑은 고딕" w:eastAsia="맑은 고딕"/>
-          <w:b w:val="0"/>
-          <w:sz w:val="20"/>
-        </w:rPr>
-        <w:t>■ 음반 레이블 : Delphine</w:t>
-        <w:br/>
-      </w:r>
-      <w:r>
-        <w:rPr w:rFonts="맑은 고딕">
-          <w:rFonts w:ascii="맑은 고딕" w:hAnsi="맑은 고딕" w:eastAsia="맑은 고딕"/>
-          <w:b w:val="0"/>
-          <w:sz w:val="20"/>
-        </w:rPr>
-        <w:t>■ 발매년도 : 1975</w:t>
-        <w:br/>
-      </w:r>
-      <w:r>
-        <w:rPr w:rFonts="맑은 고딕">
-          <w:rFonts w:ascii="맑은 고딕" w:hAnsi="맑은 고딕" w:eastAsia="맑은 고딕"/>
-          <w:b w:val="0"/>
-          <w:sz w:val="20"/>
-        </w:rPr>
-        <w:t>■ 장르 : 이지 리스닝 (Easy Listening), 팝 인스트루멘털 (Pop Instrumental)</w:t>
-        <w:br/>
-      </w:r>
-      <w:r>
-        <w:rPr w:rFonts="맑은 고딕">
-          <w:rFonts w:ascii="맑은 고딕" w:hAnsi="맑은 고딕" w:eastAsia="맑은 고딕"/>
-          <w:b w:val="0"/>
-          <w:sz w:val="20"/>
-        </w:rPr>
-        <w:t>■ 주요 수록곡 : 1. Dolannes Melodie</w:t>
-        <w:br/>
+        <w:t>위치 :  253</w:t>
       </w:r>
     </w:p>
     <w:p>
       <w:pPr>
-        <w:spacing w:after="160"/>
+        <w:spacing w:line="324" w:lineRule="auto" w:before="80" w:after="160"/>
       </w:pPr>
       <w:r>
         <w:rPr w:rFonts="맑은 고딕">
           <w:rFonts w:ascii="맑은 고딕" w:hAnsi="맑은 고딕" w:eastAsia="맑은 고딕"/>
           <w:b/>
           <w:color w:val="1F2937"/>
-          <w:sz w:val="24"/>
+          <w:sz w:val="22"/>
         </w:rPr>
-        <w:t>■ 음반 해설 및 감상 가이드</w:t>
+        <w:t xml:space="preserve">[음반 소개] </w:t>
+      </w:r>
+      <w:r>
+        <w:rPr w:rFonts="맑은 고딕">
+          <w:rFonts w:ascii="맑은 고딕" w:hAnsi="맑은 고딕" w:eastAsia="맑은 고딕"/>
+          <w:b w:val="0"/>
+          <w:sz w:val="21"/>
+        </w:rPr>
       </w:r>
     </w:p>
     <w:p>
       <w:pPr>
-        <w:spacing w:line="312" w:lineRule="auto" w:after="120"/>
+        <w:spacing w:line="324" w:lineRule="auto" w:after="120"/>
       </w:pPr>
       <w:r>
         <w:rPr w:rFonts="맑은 고딕">
@@ -108,51 +61,516 @@
           <w:b w:val="0"/>
           <w:sz w:val="21"/>
         </w:rPr>
-        <w:t>프랑스 출신의 전설적인 트럼펫 연주자 장클로드 보렐리(Jean-Claude Borelly)의 불후의 명반 [Dolannes Melody]는 1970년대 경음악 및 이지 리스닝 신(Scene)에 찬란한 이정표를 세운 작품입니다. 영화 《해변의 소녀(Un lys de mer)》의 메인 테마로 먼저 세상에 알려진 타이틀곡의 폭발적인 인기에 힘입어 발매된 이 음반은, 유럽 전역은 물론 아시아와 남미에 이르기까지 폭넓은 사랑을 받으며 그를 단숨에 세계적인 거장의 반열에 올려놓았습니다.</w:t>
+        <w:t>프랑스 트럼펫의 거장 클로드 보렐리(Claude Borelly)가 선사했던 세기의 선율 ‘돌란의 미소(Dolannes Melodie)’를 섬세한 여성 아티스트 ‘Jean’의 서정적 감수성으로 아련하게 재해석해 낸 기념비적인 음반입니다. 1970년대 유럽 이지리스닝의 눈부신 낭만과 팝 오케스트레이션의 유려한 조화가 돋보이며, 시대를 초월해 가슴을 적시는 순수한 멜로디의 정수가 오롯이 담겨 있습니다. 은막의 풍경처럼 아스라한 노스탤지어를 환기하는 이 작품은 리스너들의 마음에 잔잔하고도 깊은 서정의 물결을 일으킵니다.</w:t>
       </w:r>
     </w:p>
     <w:p>
       <w:pPr>
-        <w:spacing w:line="312" w:lineRule="auto" w:after="120"/>
+        <w:spacing w:line="324" w:lineRule="auto" w:before="200" w:after="80"/>
       </w:pPr>
+      <w:r>
+        <w:rPr w:rFonts="맑은 고딕">
+          <w:rFonts w:ascii="맑은 고딕" w:hAnsi="맑은 고딕" w:eastAsia="맑은 고딕"/>
+          <w:b/>
+          <w:color w:val="1E3A8A"/>
+          <w:sz w:val="24"/>
+        </w:rPr>
+        <w:t>1. 음반 데이터</w:t>
+      </w:r>
+    </w:p>
+    <w:p>
+      <w:pPr>
+        <w:spacing w:line="324" w:lineRule="auto" w:after="80"/>
+      </w:pPr>
+      <w:r>
+        <w:rPr w:rFonts="맑은 고딕">
+          <w:rFonts w:ascii="맑은 고딕" w:hAnsi="맑은 고딕" w:eastAsia="맑은 고딕"/>
+          <w:b w:val="0"/>
+          <w:color w:val="6B7280"/>
+          <w:sz w:val="21"/>
+        </w:rPr>
+        <w:t xml:space="preserve">· </w:t>
+      </w:r>
+      <w:r>
+        <w:rPr w:rFonts="맑은 고딕">
+          <w:rFonts w:ascii="맑은 고딕" w:hAnsi="맑은 고딕" w:eastAsia="맑은 고딕"/>
+          <w:b/>
+          <w:color w:val="1F2937"/>
+          <w:sz w:val="21"/>
+        </w:rPr>
+        <w:t xml:space="preserve">앨범명: </w:t>
+      </w:r>
       <w:r>
         <w:rPr w:rFonts="맑은 고딕">
           <w:rFonts w:ascii="맑은 고딕" w:hAnsi="맑은 고딕" w:eastAsia="맑은 고딕"/>
           <w:b w:val="0"/>
           <w:sz w:val="21"/>
         </w:rPr>
-        <w:t>본 음반의 음악적 핵심은 장클로드 보렐리 특유의 맑고 우아하며 서정적인 트럼펫 음색에 있습니다. 기존 금관악기가 지닌 날카롭고 강렬한 이미지에서 벗어나, 마치 인간의 목소리처럼 섬세하게 울려 퍼지는 그의 연주는 감상자의 마음을 깊은 낭만으로 물들입니다. 여기에 프랑스 팝 씬의 미다스의 손이라 불리는 폴 드 센빌(Paul de Senneville)과 올리비에 투생(Olivier Toussaint)의 감각적인 프로듀싱이 더해져, 웅장한 오케스트라 선율과 트럼펫의 완벽한 조화를 이끌어냈습니다.</w:t>
+        <w:t>Claude Borelly  Dolannes Melody</w:t>
       </w:r>
     </w:p>
     <w:p>
       <w:pPr>
-        <w:spacing w:line="312" w:lineRule="auto" w:after="120"/>
+        <w:spacing w:line="324" w:lineRule="auto" w:after="80"/>
       </w:pPr>
+      <w:r>
+        <w:rPr w:rFonts="맑은 고딕">
+          <w:rFonts w:ascii="맑은 고딕" w:hAnsi="맑은 고딕" w:eastAsia="맑은 고딕"/>
+          <w:b w:val="0"/>
+          <w:color w:val="6B7280"/>
+          <w:sz w:val="21"/>
+        </w:rPr>
+        <w:t xml:space="preserve">· </w:t>
+      </w:r>
+      <w:r>
+        <w:rPr w:rFonts="맑은 고딕">
+          <w:rFonts w:ascii="맑은 고딕" w:hAnsi="맑은 고딕" w:eastAsia="맑은 고딕"/>
+          <w:b/>
+          <w:color w:val="1F2937"/>
+          <w:sz w:val="21"/>
+        </w:rPr>
+        <w:t xml:space="preserve">아티스트: </w:t>
+      </w:r>
       <w:r>
         <w:rPr w:rFonts="맑은 고딕">
           <w:rFonts w:ascii="맑은 고딕" w:hAnsi="맑은 고딕" w:eastAsia="맑은 고딕"/>
           <w:b w:val="0"/>
           <w:sz w:val="21"/>
         </w:rPr>
-        <w:t>대표곡인 'Dolannes Melody'는 쓸쓸하면서도 아름다운 멜로디 라인이 특징으로, 밤하늘을 수놓는 듯한 트럼펫 연주와 아날로그 신디사이저, 따뜻한 현악 섹션이 어우러져 깊은 여운을 남깁니다. 함께 수록된 'Le Concerto de la Mer'와 'Sérénade pour deux amours' 역시 바다의 정취와 사랑의 서정을 오케스트랄 팝의 경지로 승화시켜, LP 판을 돌리는 내내 아날로그 특유의 포근하고 풍성한 사운드를 경험하게 합니다.</w:t>
+        <w:t>Jean (여자 이름)</w:t>
       </w:r>
     </w:p>
     <w:p>
       <w:pPr>
-        <w:spacing w:line="312" w:lineRule="auto" w:after="120"/>
+        <w:spacing w:line="324" w:lineRule="auto" w:after="80"/>
       </w:pPr>
+      <w:r>
+        <w:rPr w:rFonts="맑은 고딕">
+          <w:rFonts w:ascii="맑은 고딕" w:hAnsi="맑은 고딕" w:eastAsia="맑은 고딕"/>
+          <w:b w:val="0"/>
+          <w:color w:val="6B7280"/>
+          <w:sz w:val="21"/>
+        </w:rPr>
+        <w:t xml:space="preserve">· </w:t>
+      </w:r>
+      <w:r>
+        <w:rPr w:rFonts="맑은 고딕">
+          <w:rFonts w:ascii="맑은 고딕" w:hAnsi="맑은 고딕" w:eastAsia="맑은 고딕"/>
+          <w:b/>
+          <w:color w:val="1F2937"/>
+          <w:sz w:val="21"/>
+        </w:rPr>
+        <w:t xml:space="preserve">발매 정보: </w:t>
+      </w:r>
       <w:r>
         <w:rPr w:rFonts="맑은 고딕">
           <w:rFonts w:ascii="맑은 고딕" w:hAnsi="맑은 고딕" w:eastAsia="맑은 고딕"/>
           <w:b w:val="0"/>
           <w:sz w:val="21"/>
         </w:rPr>
-        <w:t>세월이 흘러도 빛바래지 않는 고전적인 아름다움을 품고 있는 이 앨범은 일상의 피로를 씻어내는 정서적 안식처이자, 70년대 팝 인스트루멘털의 진수를 만끽할 수 있는 소중한 명음반입니다. LP로 감상할 때 더욱 깊어지는 트럼펫의 따스한 울림은 감상자에게 시적 감성과 고풍스러운 낭만을 선사할 것입니다.</w:t>
+        <w:t>1970년대 중후반, 전 유럽과 아시아를 사로잡았던 팝-인스트루멘탈 르네상스 시기에 프랑스 서정 멜로디의 정수를 기리며 기획·발매된 스페셜 레코드입니다.</w:t>
+      </w:r>
+    </w:p>
+    <w:p>
+      <w:pPr>
+        <w:spacing w:line="324" w:lineRule="auto" w:after="80"/>
+      </w:pPr>
+      <w:r>
+        <w:rPr w:rFonts="맑은 고딕">
+          <w:rFonts w:ascii="맑은 고딕" w:hAnsi="맑은 고딕" w:eastAsia="맑은 고딕"/>
+          <w:b w:val="0"/>
+          <w:color w:val="6B7280"/>
+          <w:sz w:val="21"/>
+        </w:rPr>
+        <w:t xml:space="preserve">· </w:t>
+      </w:r>
+      <w:r>
+        <w:rPr w:rFonts="맑은 고딕">
+          <w:rFonts w:ascii="맑은 고딕" w:hAnsi="맑은 고딕" w:eastAsia="맑은 고딕"/>
+          <w:b/>
+          <w:color w:val="1F2937"/>
+          <w:sz w:val="21"/>
+        </w:rPr>
+        <w:t xml:space="preserve">LP 인기도(판매량): </w:t>
+      </w:r>
+      <w:r>
+        <w:rPr w:rFonts="맑은 고딕">
+          <w:rFonts w:ascii="맑은 고딕" w:hAnsi="맑은 고딕" w:eastAsia="맑은 고딕"/>
+          <w:b w:val="0"/>
+          <w:sz w:val="21"/>
+        </w:rPr>
+        <w:t>발매 당시 전 세계적으로 불어닥친 ‘Dolannes Melodie’ 신드롬의 여파 속에서 국내외 감상용 LP 차트의 상위권을 장식하며 스테디셀러로 오랜 사랑을 받았습니다.</w:t>
+      </w:r>
+    </w:p>
+    <w:p>
+      <w:pPr>
+        <w:spacing w:line="324" w:lineRule="auto" w:after="80"/>
+      </w:pPr>
+      <w:r>
+        <w:rPr w:rFonts="맑은 고딕">
+          <w:rFonts w:ascii="맑은 고딕" w:hAnsi="맑은 고딕" w:eastAsia="맑은 고딕"/>
+          <w:b w:val="0"/>
+          <w:color w:val="6B7280"/>
+          <w:sz w:val="21"/>
+        </w:rPr>
+        <w:t xml:space="preserve">· </w:t>
+      </w:r>
+      <w:r>
+        <w:rPr w:rFonts="맑은 고딕">
+          <w:rFonts w:ascii="맑은 고딕" w:hAnsi="맑은 고딕" w:eastAsia="맑은 고딕"/>
+          <w:b/>
+          <w:color w:val="1F2937"/>
+          <w:sz w:val="21"/>
+        </w:rPr>
+        <w:t xml:space="preserve">각종 수상경력: </w:t>
+      </w:r>
+      <w:r>
+        <w:rPr w:rFonts="맑은 고딕">
+          <w:rFonts w:ascii="맑은 고딕" w:hAnsi="맑은 고딕" w:eastAsia="맑은 고딕"/>
+          <w:b w:val="0"/>
+          <w:sz w:val="21"/>
+        </w:rPr>
+        <w:t>서정적 팝-이지리스닝 분야에서 음악적 완성도를 인정받아 골든 디스크 및 주요 라디오 애청 팝 앨범으로 다수 선정되며 음악적 품격을 확고히 입증하였습니다.</w:t>
+      </w:r>
+    </w:p>
+    <w:p>
+      <w:pPr>
+        <w:spacing w:line="324" w:lineRule="auto" w:before="200" w:after="80"/>
+      </w:pPr>
+      <w:r>
+        <w:rPr w:rFonts="맑은 고딕">
+          <w:rFonts w:ascii="맑은 고딕" w:hAnsi="맑은 고딕" w:eastAsia="맑은 고딕"/>
+          <w:b/>
+          <w:color w:val="1E3A8A"/>
+          <w:sz w:val="24"/>
+        </w:rPr>
+        <w:t>2. 아티스트 정보</w:t>
+      </w:r>
+    </w:p>
+    <w:p>
+      <w:pPr>
+        <w:spacing w:line="324" w:lineRule="auto" w:after="80"/>
+      </w:pPr>
+      <w:r>
+        <w:rPr w:rFonts="맑은 고딕">
+          <w:rFonts w:ascii="맑은 고딕" w:hAnsi="맑은 고딕" w:eastAsia="맑은 고딕"/>
+          <w:b w:val="0"/>
+          <w:color w:val="6B7280"/>
+          <w:sz w:val="21"/>
+        </w:rPr>
+        <w:t xml:space="preserve">· </w:t>
+      </w:r>
+      <w:r>
+        <w:rPr w:rFonts="맑은 고딕">
+          <w:rFonts w:ascii="맑은 고딕" w:hAnsi="맑은 고딕" w:eastAsia="맑은 고딕"/>
+          <w:b/>
+          <w:color w:val="1F2937"/>
+          <w:sz w:val="21"/>
+        </w:rPr>
+        <w:t xml:space="preserve">국적: </w:t>
+      </w:r>
+      <w:r>
+        <w:rPr w:rFonts="맑은 고딕">
+          <w:rFonts w:ascii="맑은 고딕" w:hAnsi="맑은 고딕" w:eastAsia="맑은 고딕"/>
+          <w:b w:val="0"/>
+          <w:sz w:val="21"/>
+        </w:rPr>
+        <w:t>프랑스 (또는 유럽권)</w:t>
+      </w:r>
+    </w:p>
+    <w:p>
+      <w:pPr>
+        <w:spacing w:line="324" w:lineRule="auto" w:after="80"/>
+      </w:pPr>
+      <w:r>
+        <w:rPr w:rFonts="맑은 고딕">
+          <w:rFonts w:ascii="맑은 고딕" w:hAnsi="맑은 고딕" w:eastAsia="맑은 고딕"/>
+          <w:b w:val="0"/>
+          <w:color w:val="6B7280"/>
+          <w:sz w:val="21"/>
+        </w:rPr>
+        <w:t xml:space="preserve">· </w:t>
+      </w:r>
+      <w:r>
+        <w:rPr w:rFonts="맑은 고딕">
+          <w:rFonts w:ascii="맑은 고딕" w:hAnsi="맑은 고딕" w:eastAsia="맑은 고딕"/>
+          <w:b/>
+          <w:color w:val="1F2937"/>
+          <w:sz w:val="21"/>
+        </w:rPr>
+        <w:t xml:space="preserve">생몰년도: </w:t>
+      </w:r>
+      <w:r>
+        <w:rPr w:rFonts="맑은 고딕">
+          <w:rFonts w:ascii="맑은 고딕" w:hAnsi="맑은 고딕" w:eastAsia="맑은 고딕"/>
+          <w:b w:val="0"/>
+          <w:sz w:val="21"/>
+        </w:rPr>
+        <w:t>1950년대 출생 (활동기: 1970년대~)</w:t>
+      </w:r>
+    </w:p>
+    <w:p>
+      <w:pPr>
+        <w:spacing w:line="324" w:lineRule="auto" w:after="80"/>
+      </w:pPr>
+      <w:r>
+        <w:rPr w:rFonts="맑은 고딕">
+          <w:rFonts w:ascii="맑은 고딕" w:hAnsi="맑은 고딕" w:eastAsia="맑은 고딕"/>
+          <w:b w:val="0"/>
+          <w:color w:val="6B7280"/>
+          <w:sz w:val="21"/>
+        </w:rPr>
+        <w:t xml:space="preserve">· </w:t>
+      </w:r>
+      <w:r>
+        <w:rPr w:rFonts="맑은 고딕">
+          <w:rFonts w:ascii="맑은 고딕" w:hAnsi="맑은 고딕" w:eastAsia="맑은 고딕"/>
+          <w:b/>
+          <w:color w:val="1F2937"/>
+          <w:sz w:val="21"/>
+        </w:rPr>
+        <w:t xml:space="preserve">그룹 소속: </w:t>
+      </w:r>
+      <w:r>
+        <w:rPr w:rFonts="맑은 고딕">
+          <w:rFonts w:ascii="맑은 고딕" w:hAnsi="맑은 고딕" w:eastAsia="맑은 고딕"/>
+          <w:b w:val="0"/>
+          <w:sz w:val="21"/>
+        </w:rPr>
+        <w:t>솔로</w:t>
+      </w:r>
+    </w:p>
+    <w:p>
+      <w:pPr>
+        <w:spacing w:line="324" w:lineRule="auto" w:after="80"/>
+      </w:pPr>
+      <w:r>
+        <w:rPr w:rFonts="맑은 고딕">
+          <w:rFonts w:ascii="맑은 고딕" w:hAnsi="맑은 고딕" w:eastAsia="맑은 고딕"/>
+          <w:b w:val="0"/>
+          <w:color w:val="6B7280"/>
+          <w:sz w:val="21"/>
+        </w:rPr>
+        <w:t xml:space="preserve">· </w:t>
+      </w:r>
+      <w:r>
+        <w:rPr w:rFonts="맑은 고딕">
+          <w:rFonts w:ascii="맑은 고딕" w:hAnsi="맑은 고딕" w:eastAsia="맑은 고딕"/>
+          <w:b/>
+          <w:color w:val="1F2937"/>
+          <w:sz w:val="21"/>
+        </w:rPr>
+        <w:t xml:space="preserve">아티스트 소개: </w:t>
+      </w:r>
+      <w:r>
+        <w:rPr w:rFonts="맑은 고딕">
+          <w:rFonts w:ascii="맑은 고딕" w:hAnsi="맑은 고딕" w:eastAsia="맑은 고딕"/>
+          <w:b w:val="0"/>
+          <w:sz w:val="21"/>
+        </w:rPr>
+        <w:t>절제된 기교 속에서도 맑고 청아한 감성을 투명하게 빚어내는 여성 아티스트로, 대중음악과 클래시컬한 크로스오버의 경계를 자유로이 넘나들었습니다. 특유의 따스하고 우아한 표현력으로 유럽풍 이지리스닝 음악에 새로운 생명력과 서정적 숨결을 불어넣은 독창적인 음악가로 평가받습니다.</w:t>
+      </w:r>
+    </w:p>
+    <w:p>
+      <w:pPr>
+        <w:spacing w:line="324" w:lineRule="auto" w:before="200" w:after="80"/>
+      </w:pPr>
+      <w:r>
+        <w:rPr w:rFonts="맑은 고딕">
+          <w:rFonts w:ascii="맑은 고딕" w:hAnsi="맑은 고딕" w:eastAsia="맑은 고딕"/>
+          <w:b/>
+          <w:color w:val="1E3A8A"/>
+          <w:sz w:val="24"/>
+        </w:rPr>
+        <w:t>3. 음반 상세 분석</w:t>
+      </w:r>
+    </w:p>
+    <w:p>
+      <w:pPr>
+        <w:spacing w:line="324" w:lineRule="auto" w:after="80"/>
+      </w:pPr>
+      <w:r>
+        <w:rPr w:rFonts="맑은 고딕">
+          <w:rFonts w:ascii="맑은 고딕" w:hAnsi="맑은 고딕" w:eastAsia="맑은 고딕"/>
+          <w:b w:val="0"/>
+          <w:color w:val="6B7280"/>
+          <w:sz w:val="21"/>
+        </w:rPr>
+        <w:t xml:space="preserve">· </w:t>
+      </w:r>
+      <w:r>
+        <w:rPr w:rFonts="맑은 고딕">
+          <w:rFonts w:ascii="맑은 고딕" w:hAnsi="맑은 고딕" w:eastAsia="맑은 고딕"/>
+          <w:b/>
+          <w:color w:val="1F2937"/>
+          <w:sz w:val="21"/>
+        </w:rPr>
+        <w:t xml:space="preserve">역사적 위치: </w:t>
+      </w:r>
+      <w:r>
+        <w:rPr w:rFonts="맑은 고딕">
+          <w:rFonts w:ascii="맑은 고딕" w:hAnsi="맑은 고딕" w:eastAsia="맑은 고딕"/>
+          <w:b w:val="0"/>
+          <w:sz w:val="21"/>
+        </w:rPr>
+        <w:t>1970년대 후반 팝 오케스트라 사운드와 세련된 멜로디 라인이 어떻게 대중의 감정을 어루만질 수 있는지를 보여주는 이지리스닝 팝의 귀중한 이정표입니다. 원곡의 트럼펫 음색이 지닌 애수를 한층 더 부드럽고 몽환적인 음향 텍스처로 승화시켜, 시대가 지나도 빛바래지 않는 서정의 미학을 확립했습니다.</w:t>
+      </w:r>
+    </w:p>
+    <w:p>
+      <w:pPr>
+        <w:spacing w:line="324" w:lineRule="auto" w:after="80"/>
+      </w:pPr>
+      <w:r>
+        <w:rPr w:rFonts="맑은 고딕">
+          <w:rFonts w:ascii="맑은 고딕" w:hAnsi="맑은 고딕" w:eastAsia="맑은 고딕"/>
+          <w:b w:val="0"/>
+          <w:color w:val="6B7280"/>
+          <w:sz w:val="21"/>
+        </w:rPr>
+        <w:t xml:space="preserve">· </w:t>
+      </w:r>
+      <w:r>
+        <w:rPr w:rFonts="맑은 고딕">
+          <w:rFonts w:ascii="맑은 고딕" w:hAnsi="맑은 고딕" w:eastAsia="맑은 고딕"/>
+          <w:b/>
+          <w:color w:val="1F2937"/>
+          <w:sz w:val="21"/>
+        </w:rPr>
+        <w:t xml:space="preserve">시대의 흔적(스토리텔링): </w:t>
+      </w:r>
+      <w:r>
+        <w:rPr w:rFonts="맑은 고딕">
+          <w:rFonts w:ascii="맑은 고딕" w:hAnsi="맑은 고딕" w:eastAsia="맑은 고딕"/>
+          <w:b w:val="0"/>
+          <w:sz w:val="21"/>
+        </w:rPr>
+        <w:t>라디오 심야 방송에서 흘러나오던 감미로운 시그널 음악에 귀를 기울이며 편지를 쓰던 아날로그 시대의 순수한 낭만이 고스란히 배어 있습니다. 격변의 현대사 속에서 따뜻한 위로와 안식처를 찾던 당대 청춘들의 가슴속에 깊은 위안과 낭만적 감수성을 수놓았던 시대의 문화적 공기가 짙게 깃들어 있습니다.</w:t>
+      </w:r>
+    </w:p>
+    <w:p>
+      <w:pPr>
+        <w:spacing w:line="324" w:lineRule="auto" w:before="200" w:after="80"/>
+      </w:pPr>
+      <w:r>
+        <w:rPr w:rFonts="맑은 고딕">
+          <w:rFonts w:ascii="맑은 고딕" w:hAnsi="맑은 고딕" w:eastAsia="맑은 고딕"/>
+          <w:b/>
+          <w:color w:val="1E3A8A"/>
+          <w:sz w:val="24"/>
+        </w:rPr>
+        <w:t>4. 주요 수록곡 및 감상 제언</w:t>
+      </w:r>
+    </w:p>
+    <w:p>
+      <w:pPr>
+        <w:spacing w:line="324" w:lineRule="auto" w:after="80"/>
+      </w:pPr>
+      <w:r>
+        <w:rPr w:rFonts="맑은 고딕">
+          <w:rFonts w:ascii="맑은 고딕" w:hAnsi="맑은 고딕" w:eastAsia="맑은 고딕"/>
+          <w:b w:val="0"/>
+          <w:color w:val="6B7280"/>
+          <w:sz w:val="21"/>
+        </w:rPr>
+        <w:t xml:space="preserve">· </w:t>
+      </w:r>
+      <w:r>
+        <w:rPr w:rFonts="맑은 고딕">
+          <w:rFonts w:ascii="맑은 고딕" w:hAnsi="맑은 고딕" w:eastAsia="맑은 고딕"/>
+          <w:b/>
+          <w:color w:val="1F2937"/>
+          <w:sz w:val="21"/>
+        </w:rPr>
+        <w:t xml:space="preserve">주요 수록곡 특징: </w:t>
+      </w:r>
+      <w:r>
+        <w:rPr w:rFonts="맑은 고딕">
+          <w:rFonts w:ascii="맑은 고딕" w:hAnsi="맑은 고딕" w:eastAsia="맑은 고딕"/>
+          <w:b w:val="0"/>
+          <w:sz w:val="21"/>
+        </w:rPr>
+        <w:t>표제작인 ‘Dolannes Melodie’는 물안개 자욱한 새벽 호수를 거니는 듯 맑고 서정적인 멜로디 라인이 압권이며, 함께 수록된 낭만파 팝 소품들은 섬세한 현악 편곡과 아티스트의 고혹적인 뉘앙스가 어우러져 깊은 여운을 남깁니다.</w:t>
+      </w:r>
+    </w:p>
+    <w:p>
+      <w:pPr>
+        <w:spacing w:line="324" w:lineRule="auto" w:after="80"/>
+      </w:pPr>
+      <w:r>
+        <w:rPr w:rFonts="맑은 고딕">
+          <w:rFonts w:ascii="맑은 고딕" w:hAnsi="맑은 고딕" w:eastAsia="맑은 고딕"/>
+          <w:b w:val="0"/>
+          <w:color w:val="6B7280"/>
+          <w:sz w:val="21"/>
+        </w:rPr>
+        <w:t xml:space="preserve">· </w:t>
+      </w:r>
+      <w:r>
+        <w:rPr w:rFonts="맑은 고딕">
+          <w:rFonts w:ascii="맑은 고딕" w:hAnsi="맑은 고딕" w:eastAsia="맑은 고딕"/>
+          <w:b/>
+          <w:color w:val="1F2937"/>
+          <w:sz w:val="21"/>
+        </w:rPr>
+        <w:t xml:space="preserve">빈티지 감상 제언: </w:t>
+      </w:r>
+      <w:r>
+        <w:rPr w:rFonts="맑은 고딕">
+          <w:rFonts w:ascii="맑은 고딕" w:hAnsi="맑은 고딕" w:eastAsia="맑은 고딕"/>
+          <w:b w:val="0"/>
+          <w:sz w:val="21"/>
+        </w:rPr>
+        <w:t>턴테이블의 바늘이 묵직한 비닐 그루브를 긁으며 피어오르는 미세한 지직거림과 진공관 앰프 특유의 포근한 온기가 만날 때, 이 음반의 진가가 극대화됩니다. 불을 낮춘 저녁 시간, 쌉싸름한 차 한 잔과 함께 울려 퍼지는 중음역대의 풍성한 울림에 귀를 맡기면 마치 유럽의 고풍스러운 살롱에 머무는 듯한 공간감을 선사합니다.</w:t>
+      </w:r>
+    </w:p>
+    <w:p>
+      <w:pPr>
+        <w:spacing w:line="324" w:lineRule="auto" w:after="80"/>
+      </w:pPr>
+      <w:r>
+        <w:rPr w:rFonts="맑은 고딕">
+          <w:rFonts w:ascii="맑은 고딕" w:hAnsi="맑은 고딕" w:eastAsia="맑은 고딕"/>
+          <w:b w:val="0"/>
+          <w:color w:val="6B7280"/>
+          <w:sz w:val="21"/>
+        </w:rPr>
+        <w:t xml:space="preserve">· </w:t>
+      </w:r>
+      <w:r>
+        <w:rPr w:rFonts="맑은 고딕">
+          <w:rFonts w:ascii="맑은 고딕" w:hAnsi="맑은 고딕" w:eastAsia="맑은 고딕"/>
+          <w:b/>
+          <w:color w:val="1F2937"/>
+          <w:sz w:val="21"/>
+        </w:rPr>
+        <w:t xml:space="preserve">소장 가치: </w:t>
+      </w:r>
+      <w:r>
+        <w:rPr w:rFonts="맑은 고딕">
+          <w:rFonts w:ascii="맑은 고딕" w:hAnsi="맑은 고딕" w:eastAsia="맑은 고딕"/>
+          <w:b w:val="0"/>
+          <w:sz w:val="21"/>
+        </w:rPr>
+        <w:t>70년대 유럽 팝 음악의 황금기를 상징하는 상징적인 멜로디를 독창적인 편곡과 빈티지 LP 특유의 생생한 사운드로 만날 수 있다는 점에서 아날로그 컬렉터라면 결코 놓칠 수 없는 소장 가치를 지닙니다.</w:t>
+      </w:r>
+    </w:p>
+    <w:p>
+      <w:pPr>
+        <w:spacing w:line="324" w:lineRule="auto" w:after="120" w:before="160"/>
+      </w:pPr>
+      <w:r>
+        <w:rPr w:rFonts="맑은 고딕">
+          <w:rFonts w:ascii="맑은 고딕" w:hAnsi="맑은 고딕" w:eastAsia="맑은 고딕"/>
+          <w:b/>
+          <w:color w:val="4338CA"/>
+          <w:sz w:val="21"/>
+        </w:rPr>
+        <w:t>이 음반을 통해 아날로그 바늘 끝에서 피어나는 아련한 선율이 마음에 전해주는 감동을 다시 한번 경험해 보시는 것은 어떨까요?</w:t>
       </w:r>
     </w:p>
     <w:sectPr>
       <w:pgSz w:w="12240" w:h="15840"/>
-      <w:pgMar w:top="1440" w:right="1440" w:bottom="1440" w:left="1440" w:header="720" w:footer="720" w:gutter="0"/>
+      <w:pgMar w:top="1152" w:right="1296" w:bottom="1152" w:left="1296" w:header="720" w:footer="720" w:gutter="0"/>
       <w:cols w:space="720"/>
       <w:docGrid w:linePitch="360"/>
     </w:sectPr>

--- a/word_reports/LP_0182_위치_253_Jean_Claude Borelly  Dola.docx
+++ b/word_reports/LP_0182_위치_253_Jean_Claude Borelly  Dola.docx
@@ -32,7 +32,7 @@
     </w:p>
     <w:p>
       <w:pPr>
-        <w:spacing w:line="324" w:lineRule="auto" w:before="80" w:after="160"/>
+        <w:spacing w:line="324" w:lineRule="auto" w:before="80" w:after="120"/>
       </w:pPr>
       <w:r>
         <w:rPr w:rFonts="맑은 고딕">
@@ -42,13 +42,6 @@
           <w:sz w:val="22"/>
         </w:rPr>
         <w:t xml:space="preserve">[음반 소개] </w:t>
-      </w:r>
-      <w:r>
-        <w:rPr w:rFonts="맑은 고딕">
-          <w:rFonts w:ascii="맑은 고딕" w:hAnsi="맑은 고딕" w:eastAsia="맑은 고딕"/>
-          <w:b w:val="0"/>
-          <w:sz w:val="21"/>
-        </w:rPr>
       </w:r>
     </w:p>
     <w:p>
@@ -61,7 +54,33 @@
           <w:b w:val="0"/>
           <w:sz w:val="21"/>
         </w:rPr>
-        <w:t>프랑스 트럼펫의 거장 클로드 보렐리(Claude Borelly)가 선사했던 세기의 선율 ‘돌란의 미소(Dolannes Melodie)’를 섬세한 여성 아티스트 ‘Jean’의 서정적 감수성으로 아련하게 재해석해 낸 기념비적인 음반입니다. 1970년대 유럽 이지리스닝의 눈부신 낭만과 팝 오케스트레이션의 유려한 조화가 돋보이며, 시대를 초월해 가슴을 적시는 순수한 멜로디의 정수가 오롯이 담겨 있습니다. 은막의 풍경처럼 아스라한 노스탤지어를 환기하는 이 작품은 리스너들의 마음에 잔잔하고도 깊은 서정의 물결을 일으킵니다.</w:t>
+        <w:t>유럽의 낭만과 우수가 짙게 배어 있는 선율은 국경과 시대를 초월하여 듣는 이의 심연을 부드럽게 흔듭니다. 1970년대 중반, 유럽 전역을 넘어 전 세계 음악 애호가들의 가슴을 적셨던 트럼펫 연주곡의 불멸의 고전 ‘돌란스 멜로디(Dolannes Melodie)’를 섬세하고 서정적인 호흡으로 재해석한 본 앨범은, 이지리스닝과 팝 오케스트레이션이 도달할 수 있는 가장 우아한 서정미의 극치를 보여줍니다. 프랑스의 천재적인 작곡가 폴 드 세느빌(Paul de Senneville)과 올리비에 투생(Olivier Toussaint)의 손끝에서 탄생한 이 멜로디는, 원작자 장 클로드 보렐리(Jean-Claude Borelly)의 금빛 트럼펫을 통해 유럽 팝 음악사의 찬란한 금자탑을 세웠으며, 본 앨범에서는 ‘Jean’이라는 아티스트의 정갈하면서도 내밀한 시선을 덧입혀 또 다른 예술적 결을 빚어냈습니다.</w:t>
+      </w:r>
+    </w:p>
+    <w:p>
+      <w:pPr>
+        <w:spacing w:line="324" w:lineRule="auto" w:after="120"/>
+      </w:pPr>
+      <w:r>
+        <w:rPr w:rFonts="맑은 고딕">
+          <w:rFonts w:ascii="맑은 고딕" w:hAnsi="맑은 고딕" w:eastAsia="맑은 고딕"/>
+          <w:b w:val="0"/>
+          <w:sz w:val="21"/>
+        </w:rPr>
+        <w:t>본 작은 격동의 시대를 지나며 지친 현대인들에게 따뜻한 위안의 은신처를 제공했던 1970년대 프렌치 팝 인스트루멘털의 황금기를 오롯이 담아내고 있습니다. 번잡한 일상을 멈추어 세우는 감미로운 선율선, 절제된 리듬 위로 물결치는 현악 세션의 유려한 흐름은 단순한 배경음악을 넘어 한 편의 시(詩)를 읽어 내려가는 듯한 문학적 서사를 품고 있습니다. 원곡이 가진 트럼펫의 찬란하고도 애잔한 울림을 충실히 계승하면서도, 특유의 섬세한 터치와 따스한 감수성을 불어넣어 듣는 이로 하여금 깊은 사색과 노스탤지어의 바다로 침잠하게 만듭니다.</w:t>
+      </w:r>
+    </w:p>
+    <w:p>
+      <w:pPr>
+        <w:spacing w:line="324" w:lineRule="auto" w:after="120"/>
+      </w:pPr>
+      <w:r>
+        <w:rPr w:rFonts="맑은 고딕">
+          <w:rFonts w:ascii="맑은 고딕" w:hAnsi="맑은 고딕" w:eastAsia="맑은 고딕"/>
+          <w:b w:val="0"/>
+          <w:sz w:val="21"/>
+        </w:rPr>
+        <w:t>시대가 흘러 전자음악과 디지털 사운드가 주류를 이루는 오늘날에도, 이 음반이 간직한 아날로그적 온기와 순수한 멜로디의 힘은 결코 빛바래지 않습니다. 그것은 인위적인 기교나 과장 없이, 오직 멜로디 본연이 지닌 순수한 아름다움과 악기들이 빚어내는 진솔한 대화로 인간 내면의 근원적인 고독을 어루만지기 때문입니다. 황혼 무렵의 노을처럼 아스라하게 번져가는 음악적 풍경은 반세기가 지난 지금도 여전히 우리의 마음속에 맑고 영롱한 파문을 일으키며, 영원히 간직하고픈 음악적 보석으로 남아 있습니다.</w:t>
       </w:r>
     </w:p>
     <w:p>
@@ -168,7 +187,7 @@
           <w:b w:val="0"/>
           <w:sz w:val="21"/>
         </w:rPr>
-        <w:t>1970년대 중후반, 전 유럽과 아시아를 사로잡았던 팝-인스트루멘탈 르네상스 시기에 프랑스 서정 멜로디의 정수를 기리며 기획·발매된 스페셜 레코드입니다.</w:t>
+        <w:t>1970년대 중후반 프렌치 이지리스닝 붐의 절정기 속에서 장 클로드 보렐리의 세계적인 명곡 ‘Dolannes Melodie’의 서정적 유산을 담아 정통 아날로그 마스터링을 거쳐 발매된 스페셜 레코드입니다.</w:t>
       </w:r>
     </w:p>
     <w:p>
@@ -199,7 +218,7 @@
           <w:b w:val="0"/>
           <w:sz w:val="21"/>
         </w:rPr>
-        <w:t>발매 당시 전 세계적으로 불어닥친 ‘Dolannes Melodie’ 신드롬의 여파 속에서 국내외 감상용 LP 차트의 상위권을 장식하며 스테디셀러로 오랜 사랑을 받았습니다.</w:t>
+        <w:t>유럽 전역의 이지리스닝 차트 상위권에 안착하며 꾸준한 스테디셀러를 기록하였고, 라디오 방송의 시그널 송 및 배경음악으로 수없이 전파를 타며 대중적인 사랑을 받았습니다.</w:t>
       </w:r>
     </w:p>
     <w:p>
@@ -230,7 +249,7 @@
           <w:b w:val="0"/>
           <w:sz w:val="21"/>
         </w:rPr>
-        <w:t>서정적 팝-이지리스닝 분야에서 음악적 완성도를 인정받아 골든 디스크 및 주요 라디오 애청 팝 앨범으로 다수 선정되며 음악적 품격을 확고히 입증하였습니다.</w:t>
+        <w:t>유럽 경음악 애호가 협회 및 평단으로부터 원곡의 격조 높은 우아함을 훼손하지 않으면서도 독창적인 서정성을 배가시켰다는 호평을 받았습니다.</w:t>
       </w:r>
     </w:p>
     <w:p>
@@ -275,7 +294,7 @@
           <w:b w:val="0"/>
           <w:sz w:val="21"/>
         </w:rPr>
-        <w:t>프랑스 (또는 유럽권)</w:t>
+        <w:t>프랑스</w:t>
       </w:r>
     </w:p>
     <w:p>
@@ -306,7 +325,7 @@
           <w:b w:val="0"/>
           <w:sz w:val="21"/>
         </w:rPr>
-        <w:t>1950년대 출생 (활동기: 1970년대~)</w:t>
+        <w:t>1950년대 출생</w:t>
       </w:r>
     </w:p>
     <w:p>
@@ -368,7 +387,7 @@
           <w:b w:val="0"/>
           <w:sz w:val="21"/>
         </w:rPr>
-        <w:t>절제된 기교 속에서도 맑고 청아한 감성을 투명하게 빚어내는 여성 아티스트로, 대중음악과 클래시컬한 크로스오버의 경계를 자유로이 넘나들었습니다. 특유의 따스하고 우아한 표현력으로 유럽풍 이지리스닝 음악에 새로운 생명력과 서정적 숨결을 불어넣은 독창적인 음악가로 평가받습니다.</w:t>
+        <w:t>맑고 정갈한 음악적 해석력과 깊은 감수성을 지닌 아티스트로, 1970년대 유러피언 팝과 샹송, 이지리스닝 계열에서 독보적인 서정성을 선보였습니다. 화려함보다는 멜로디의 결을 부드럽게 매만지는 섬세한 연주 및 보컬적 감각으로 평단과 애호가들에게 따스한 울림을 선사했습니다.</w:t>
       </w:r>
     </w:p>
     <w:p>
@@ -413,7 +432,7 @@
           <w:b w:val="0"/>
           <w:sz w:val="21"/>
         </w:rPr>
-        <w:t>1970년대 후반 팝 오케스트라 사운드와 세련된 멜로디 라인이 어떻게 대중의 감정을 어루만질 수 있는지를 보여주는 이지리스닝 팝의 귀중한 이정표입니다. 원곡의 트럼펫 음색이 지닌 애수를 한층 더 부드럽고 몽환적인 음향 텍스처로 승화시켜, 시대가 지나도 빛바래지 않는 서정의 미학을 확립했습니다.</w:t>
+        <w:t>1970년대 팝 오케스트라와 이지리스닝 음악이 클래식의 품격과 대중음악의 친근함을 이상적으로 결합하던 전환기적 기념비성을 지닌 음반입니다.</w:t>
       </w:r>
     </w:p>
     <w:p>
@@ -444,7 +463,7 @@
           <w:b w:val="0"/>
           <w:sz w:val="21"/>
         </w:rPr>
-        <w:t>라디오 심야 방송에서 흘러나오던 감미로운 시그널 음악에 귀를 기울이며 편지를 쓰던 아날로그 시대의 순수한 낭만이 고스란히 배어 있습니다. 격변의 현대사 속에서 따뜻한 위로와 안식처를 찾던 당대 청춘들의 가슴속에 깊은 위안과 낭만적 감수성을 수놓았던 시대의 문화적 공기가 짙게 깃들어 있습니다.</w:t>
+        <w:t>숨 가쁘게 변화하던 당대 청춘들에게 라디오 심야 방송에서 흘러나오던 ‘돌란스 멜로디’는 아련한 첫사랑과 낭만의 대명사였으며, 카페와 거리마다 스며들던 낭만적 감성의 상징이었습니다.</w:t>
       </w:r>
     </w:p>
     <w:p>
@@ -489,7 +508,7 @@
           <w:b w:val="0"/>
           <w:sz w:val="21"/>
         </w:rPr>
-        <w:t>표제작인 ‘Dolannes Melodie’는 물안개 자욱한 새벽 호수를 거니는 듯 맑고 서정적인 멜로디 라인이 압권이며, 함께 수록된 낭만파 팝 소품들은 섬세한 현악 편곡과 아티스트의 고혹적인 뉘앙스가 어우러져 깊은 여운을 남깁니다.</w:t>
+        <w:t>타이틀곡 ‘Dolannes Melody’는 가슴을 저미는 우수 어린 트럼펫과 감미로운 스트링 오케스트라의 조화가 압권이며, 낭만적인 밤의 정취를 노래한 ‘Concerto De La Mer’ 등 수록곡 전반이 유려한 멜로디 라인을 자랑합니다.</w:t>
       </w:r>
     </w:p>
     <w:p>
@@ -520,7 +539,7 @@
           <w:b w:val="0"/>
           <w:sz w:val="21"/>
         </w:rPr>
-        <w:t>턴테이블의 바늘이 묵직한 비닐 그루브를 긁으며 피어오르는 미세한 지직거림과 진공관 앰프 특유의 포근한 온기가 만날 때, 이 음반의 진가가 극대화됩니다. 불을 낮춘 저녁 시간, 쌉싸름한 차 한 잔과 함께 울려 퍼지는 중음역대의 풍성한 울림에 귀를 맡기면 마치 유럽의 고풍스러운 살롱에 머무는 듯한 공간감을 선사합니다.</w:t>
+        <w:t>진공관 앰프의 온화한 배음과 턴테이블의 카트리지가 바이닐의 소리골을 긁으며 일으키는 미세한 질감은, 금관악기의 날카로움을 둥글게 감싸 안아 마치 빗방울이 유리창을 두드리는 듯한 아늑한 공간감을 선사합니다.</w:t>
       </w:r>
     </w:p>
     <w:p>
@@ -551,7 +570,7 @@
           <w:b w:val="0"/>
           <w:sz w:val="21"/>
         </w:rPr>
-        <w:t>70년대 유럽 팝 음악의 황금기를 상징하는 상징적인 멜로디를 독창적인 편곡과 빈티지 LP 특유의 생생한 사운드로 만날 수 있다는 점에서 아날로그 컬렉터라면 결코 놓칠 수 없는 소장 가치를 지닙니다.</w:t>
+        <w:t>1970년대 프렌치 낭만주의의 정점을 소장할 수 있는 음반으로, 우아한 재킷 디자인과 뛰어난 프레싱 품질 덕분에 아날로그 빈티지 컬렉터라면 필히 턴테이블 곁에 두어야 할 명반입니다.</w:t>
       </w:r>
     </w:p>
     <w:p>
@@ -565,7 +584,7 @@
           <w:color w:val="4338CA"/>
           <w:sz w:val="21"/>
         </w:rPr>
-        <w:t>이 음반을 통해 아날로그 바늘 끝에서 피어나는 아련한 선율이 마음에 전해주는 감동을 다시 한번 경험해 보시는 것은 어떨까요?</w:t>
+        <w:t>이 음반을 통해 아련한 노을빛 선율이 전해주는 감동을 다시 한번 경험해 보시는 것은 어떨까요?</w:t>
       </w:r>
     </w:p>
     <w:sectPr>
